--- a/Software Design Document (SDD).docx
+++ b/Software Design Document (SDD).docx
@@ -293,6 +293,144 @@
         </w:tc>
       </w:tr>
     </w:tbl>
+    <w:p>
+      <w:pPr>
+        <w:pStyle w:val="2"/>
+        <w:rPr>
+          <w:rFonts w:hint="default"/>
+          <w:lang w:val="es-MX"/>
+        </w:rPr>
+      </w:pPr>
+      <w:bookmarkStart w:id="0" w:name="_GoBack"/>
+      <w:r>
+        <w:rPr>
+          <w:rFonts w:hint="default"/>
+          <w:lang w:val="es-MX"/>
+        </w:rPr>
+        <w:t>Integrantes:</w:t>
+      </w:r>
+    </w:p>
+    <w:p>
+      <w:pPr>
+        <w:numPr>
+          <w:ilvl w:val="0"/>
+          <w:numId w:val="7"/>
+        </w:numPr>
+        <w:ind w:left="420" w:leftChars="0" w:hanging="420" w:firstLineChars="0"/>
+        <w:rPr>
+          <w:rFonts w:hint="default"/>
+          <w:lang w:val="es-MX"/>
+        </w:rPr>
+      </w:pPr>
+      <w:r>
+        <w:rPr>
+          <w:rFonts w:hint="default"/>
+          <w:lang w:val="es-MX"/>
+        </w:rPr>
+        <w:t>Gerardo Maldonado Felix</w:t>
+      </w:r>
+    </w:p>
+    <w:p>
+      <w:pPr>
+        <w:numPr>
+          <w:ilvl w:val="0"/>
+          <w:numId w:val="7"/>
+        </w:numPr>
+        <w:ind w:left="420" w:leftChars="0" w:hanging="420" w:firstLineChars="0"/>
+        <w:rPr>
+          <w:rFonts w:hint="default"/>
+          <w:lang w:val="es-MX"/>
+        </w:rPr>
+      </w:pPr>
+      <w:r>
+        <w:rPr>
+          <w:rFonts w:hint="default"/>
+          <w:lang w:val="es-MX"/>
+        </w:rPr>
+        <w:t>Sebastian Ortiz Lopez</w:t>
+      </w:r>
+    </w:p>
+    <w:p>
+      <w:pPr>
+        <w:numPr>
+          <w:ilvl w:val="0"/>
+          <w:numId w:val="7"/>
+        </w:numPr>
+        <w:ind w:left="420" w:leftChars="0" w:hanging="420" w:firstLineChars="0"/>
+        <w:rPr>
+          <w:rFonts w:hint="default"/>
+          <w:lang w:val="es-MX"/>
+        </w:rPr>
+      </w:pPr>
+      <w:r>
+        <w:rPr>
+          <w:rFonts w:hint="default"/>
+          <w:lang w:val="es-MX"/>
+        </w:rPr>
+        <w:t>Angel David Carlos Silva</w:t>
+      </w:r>
+    </w:p>
+    <w:p>
+      <w:pPr>
+        <w:numPr>
+          <w:ilvl w:val="0"/>
+          <w:numId w:val="7"/>
+        </w:numPr>
+        <w:ind w:left="420" w:leftChars="0" w:hanging="420" w:firstLineChars="0"/>
+        <w:rPr>
+          <w:rFonts w:hint="default"/>
+          <w:lang w:val="es-MX"/>
+        </w:rPr>
+      </w:pPr>
+      <w:r>
+        <w:rPr>
+          <w:rFonts w:hint="default"/>
+          <w:lang w:val="es-MX"/>
+        </w:rPr>
+        <w:t>Carlos Bernardo Gomez Garcia</w:t>
+      </w:r>
+    </w:p>
+    <w:p>
+      <w:pPr>
+        <w:numPr>
+          <w:ilvl w:val="0"/>
+          <w:numId w:val="7"/>
+        </w:numPr>
+        <w:ind w:left="420" w:leftChars="0" w:hanging="420" w:firstLineChars="0"/>
+        <w:rPr>
+          <w:rFonts w:hint="default"/>
+          <w:lang w:val="es-MX"/>
+        </w:rPr>
+      </w:pPr>
+      <w:r>
+        <w:rPr>
+          <w:rFonts w:hint="default"/>
+          <w:lang w:val="es-MX"/>
+        </w:rPr>
+        <w:t>Luis Ruben Ramos Cortes</w:t>
+      </w:r>
+    </w:p>
+    <w:p>
+      <w:pPr>
+        <w:numPr>
+          <w:ilvl w:val="0"/>
+          <w:numId w:val="7"/>
+        </w:numPr>
+        <w:ind w:left="420" w:leftChars="0" w:hanging="420" w:firstLineChars="0"/>
+        <w:rPr>
+          <w:rFonts w:hint="default"/>
+          <w:lang w:val="es-MX"/>
+        </w:rPr>
+      </w:pPr>
+      <w:r>
+        <w:rPr>
+          <w:rFonts w:hint="default"/>
+          <w:lang w:val="es-MX"/>
+        </w:rPr>
+        <w:t>Ruben Jimenez Navarro</w:t>
+      </w:r>
+      <w:bookmarkEnd w:id="0"/>
+    </w:p>
     <w:p>
       <w:pPr>
         <w:pStyle w:val="2"/>
@@ -1345,8 +1483,6 @@
           </wp:inline>
         </w:drawing>
       </w:r>
-      <w:bookmarkStart w:id="0" w:name="_GoBack"/>
-      <w:bookmarkEnd w:id="0"/>
     </w:p>
     <w:p>
       <w:r>
@@ -9819,6 +9955,26 @@
 <file path=word/numbering.xml><?xml version="1.0" encoding="utf-8"?>
 <w:numbering xmlns:wpc="http://schemas.microsoft.com/office/word/2010/wordprocessingCanvas" xmlns:mc="http://schemas.openxmlformats.org/markup-compatibility/2006" xmlns:o="urn:schemas-microsoft-com:office:office" xmlns:r="http://schemas.openxmlformats.org/officeDocument/2006/relationships" xmlns:m="http://schemas.openxmlformats.org/officeDocument/2006/math" xmlns:v="urn:schemas-microsoft-com:vml" xmlns:wp14="http://schemas.microsoft.com/office/word/2010/wordprocessingDrawing" xmlns:wp="http://schemas.openxmlformats.org/drawingml/2006/wordprocessingDrawing" xmlns:w10="urn:schemas-microsoft-com:office:word" xmlns:w="http://schemas.openxmlformats.org/wordprocessingml/2006/main" xmlns:w14="http://schemas.microsoft.com/office/word/2010/wordml" xmlns:wpg="http://schemas.microsoft.com/office/word/2010/wordprocessingGroup" xmlns:wpi="http://schemas.microsoft.com/office/word/2010/wordprocessingInk" xmlns:wne="http://schemas.microsoft.com/office/word/2006/wordml" xmlns:wps="http://schemas.microsoft.com/office/word/2010/wordprocessingShape" xmlns:wpsCustomData="http://www.wps.cn/officeDocument/2013/wpsCustomData" mc:Ignorable="w14 wp14">
   <w:abstractNum w:abstractNumId="0">
+    <w:nsid w:val="E6366DD7"/>
+    <w:multiLevelType w:val="singleLevel"/>
+    <w:tmpl w:val="E6366DD7"/>
+    <w:lvl w:ilvl="0" w:tentative="0">
+      <w:start w:val="1"/>
+      <w:numFmt w:val="bullet"/>
+      <w:lvlText w:val=""/>
+      <w:lvlJc w:val="left"/>
+      <w:pPr>
+        <w:tabs>
+          <w:tab w:val="left" w:pos="420"/>
+        </w:tabs>
+        <w:ind w:left="420" w:leftChars="0" w:hanging="420" w:firstLineChars="0"/>
+      </w:pPr>
+      <w:rPr>
+        <w:rFonts w:hint="default" w:ascii="Wingdings" w:hAnsi="Wingdings"/>
+      </w:rPr>
+    </w:lvl>
+  </w:abstractNum>
+  <w:abstractNum w:abstractNumId="1">
     <w:nsid w:val="FFFFFF7E"/>
     <w:multiLevelType w:val="singleLevel"/>
     <w:tmpl w:val="FFFFFF7E"/>
@@ -9836,7 +9992,7 @@
       </w:pPr>
     </w:lvl>
   </w:abstractNum>
-  <w:abstractNum w:abstractNumId="1">
+  <w:abstractNum w:abstractNumId="2">
     <w:nsid w:val="FFFFFF7F"/>
     <w:multiLevelType w:val="singleLevel"/>
     <w:tmpl w:val="FFFFFF7F"/>
@@ -9854,7 +10010,7 @@
       </w:pPr>
     </w:lvl>
   </w:abstractNum>
-  <w:abstractNum w:abstractNumId="2">
+  <w:abstractNum w:abstractNumId="3">
     <w:nsid w:val="FFFFFF82"/>
     <w:multiLevelType w:val="singleLevel"/>
     <w:tmpl w:val="FFFFFF82"/>
@@ -9875,7 +10031,7 @@
       </w:rPr>
     </w:lvl>
   </w:abstractNum>
-  <w:abstractNum w:abstractNumId="3">
+  <w:abstractNum w:abstractNumId="4">
     <w:nsid w:val="FFFFFF83"/>
     <w:multiLevelType w:val="singleLevel"/>
     <w:tmpl w:val="FFFFFF83"/>
@@ -9896,7 +10052,7 @@
       </w:rPr>
     </w:lvl>
   </w:abstractNum>
-  <w:abstractNum w:abstractNumId="4">
+  <w:abstractNum w:abstractNumId="5">
     <w:nsid w:val="FFFFFF88"/>
     <w:multiLevelType w:val="singleLevel"/>
     <w:tmpl w:val="FFFFFF88"/>
@@ -9914,7 +10070,7 @@
       </w:pPr>
     </w:lvl>
   </w:abstractNum>
-  <w:abstractNum w:abstractNumId="5">
+  <w:abstractNum w:abstractNumId="6">
     <w:nsid w:val="FFFFFF89"/>
     <w:multiLevelType w:val="singleLevel"/>
     <w:tmpl w:val="FFFFFF89"/>
@@ -9936,22 +10092,25 @@
     </w:lvl>
   </w:abstractNum>
   <w:num w:numId="1">
+    <w:abstractNumId w:val="2"/>
+  </w:num>
+  <w:num w:numId="2">
     <w:abstractNumId w:val="1"/>
   </w:num>
-  <w:num w:numId="2">
-    <w:abstractNumId w:val="0"/>
+  <w:num w:numId="3">
+    <w:abstractNumId w:val="5"/>
   </w:num>
-  <w:num w:numId="3">
+  <w:num w:numId="4">
+    <w:abstractNumId w:val="3"/>
+  </w:num>
+  <w:num w:numId="5">
+    <w:abstractNumId w:val="6"/>
+  </w:num>
+  <w:num w:numId="6">
     <w:abstractNumId w:val="4"/>
   </w:num>
-  <w:num w:numId="4">
-    <w:abstractNumId w:val="2"/>
-  </w:num>
-  <w:num w:numId="5">
-    <w:abstractNumId w:val="5"/>
-  </w:num>
-  <w:num w:numId="6">
-    <w:abstractNumId w:val="3"/>
+  <w:num w:numId="7">
+    <w:abstractNumId w:val="0"/>
   </w:num>
 </w:numbering>
 </file>
